--- a/mode_docx_gen/pmi_dzt/template.docx
+++ b/mode_docx_gen/pmi_dzt/template.docx
@@ -470,7 +470,7 @@
       <w:r>
         <w:fldChar w:fldCharType="separate"/>
       </w:r>
-      <w:hyperlink w:anchor="_Toc194048083" w:history="1">
+      <w:hyperlink w:anchor="_Toc197437215" w:history="1">
         <w:r>
           <w:rPr>
             <w:rStyle w:val="af4"/>
@@ -514,7 +514,7 @@
             <w:noProof/>
             <w:webHidden/>
           </w:rPr>
-          <w:instrText xml:space="preserve"> PAGEREF _Toc194048083 \h </w:instrText>
+          <w:instrText xml:space="preserve"> PAGEREF _Toc197437215 \h </w:instrText>
         </w:r>
         <w:r>
           <w:rPr>
@@ -556,7 +556,7 @@
           <w:lang w:val="en-US"/>
         </w:rPr>
       </w:pPr>
-      <w:hyperlink w:anchor="_Toc194048084" w:history="1">
+      <w:hyperlink w:anchor="_Toc197437216" w:history="1">
         <w:r>
           <w:rPr>
             <w:rStyle w:val="af4"/>
@@ -583,7 +583,7 @@
             <w:noProof/>
             <w:webHidden/>
           </w:rPr>
-          <w:instrText xml:space="preserve"> PAGEREF _Toc194048084 \h </w:instrText>
+          <w:instrText xml:space="preserve"> PAGEREF _Toc197437216 \h </w:instrText>
         </w:r>
         <w:r>
           <w:rPr>
@@ -625,7 +625,7 @@
           <w:lang w:val="en-US"/>
         </w:rPr>
       </w:pPr>
-      <w:hyperlink w:anchor="_Toc194048085" w:history="1">
+      <w:hyperlink w:anchor="_Toc197437217" w:history="1">
         <w:r>
           <w:rPr>
             <w:rStyle w:val="af4"/>
@@ -652,7 +652,7 @@
             <w:noProof/>
             <w:webHidden/>
           </w:rPr>
-          <w:instrText xml:space="preserve"> PAGEREF _Toc194048085 \h </w:instrText>
+          <w:instrText xml:space="preserve"> PAGEREF _Toc197437217 \h </w:instrText>
         </w:r>
         <w:r>
           <w:rPr>
@@ -694,7 +694,7 @@
           <w:lang w:val="en-US"/>
         </w:rPr>
       </w:pPr>
-      <w:hyperlink w:anchor="_Toc194048086" w:history="1">
+      <w:hyperlink w:anchor="_Toc197437218" w:history="1">
         <w:r>
           <w:rPr>
             <w:rStyle w:val="af4"/>
@@ -721,7 +721,7 @@
             <w:noProof/>
             <w:webHidden/>
           </w:rPr>
-          <w:instrText xml:space="preserve"> PAGEREF _Toc194048086 \h </w:instrText>
+          <w:instrText xml:space="preserve"> PAGEREF _Toc197437218 \h </w:instrText>
         </w:r>
         <w:r>
           <w:rPr>
@@ -763,7 +763,7 @@
           <w:lang w:val="en-US"/>
         </w:rPr>
       </w:pPr>
-      <w:hyperlink w:anchor="_Toc194048087" w:history="1">
+      <w:hyperlink w:anchor="_Toc197437219" w:history="1">
         <w:r>
           <w:rPr>
             <w:rStyle w:val="af4"/>
@@ -790,7 +790,7 @@
             <w:noProof/>
             <w:webHidden/>
           </w:rPr>
-          <w:instrText xml:space="preserve"> PAGEREF _Toc194048087 \h </w:instrText>
+          <w:instrText xml:space="preserve"> PAGEREF _Toc197437219 \h </w:instrText>
         </w:r>
         <w:r>
           <w:rPr>
@@ -832,7 +832,7 @@
           <w:lang w:val="en-US"/>
         </w:rPr>
       </w:pPr>
-      <w:hyperlink w:anchor="_Toc194048088" w:history="1">
+      <w:hyperlink w:anchor="_Toc197437220" w:history="1">
         <w:r>
           <w:rPr>
             <w:rStyle w:val="af4"/>
@@ -859,7 +859,7 @@
             <w:noProof/>
             <w:webHidden/>
           </w:rPr>
-          <w:instrText xml:space="preserve"> PAGEREF _Toc194048088 \h </w:instrText>
+          <w:instrText xml:space="preserve"> PAGEREF _Toc197437220 \h </w:instrText>
         </w:r>
         <w:r>
           <w:rPr>
@@ -901,7 +901,7 @@
           <w:lang w:val="en-US"/>
         </w:rPr>
       </w:pPr>
-      <w:hyperlink w:anchor="_Toc194048089" w:history="1">
+      <w:hyperlink w:anchor="_Toc197437221" w:history="1">
         <w:r>
           <w:rPr>
             <w:rStyle w:val="af4"/>
@@ -928,7 +928,7 @@
             <w:noProof/>
             <w:webHidden/>
           </w:rPr>
-          <w:instrText xml:space="preserve"> PAGEREF _Toc194048089 \h </w:instrText>
+          <w:instrText xml:space="preserve"> PAGEREF _Toc197437221 \h </w:instrText>
         </w:r>
         <w:r>
           <w:rPr>
@@ -970,7 +970,7 @@
           <w:lang w:val="en-US"/>
         </w:rPr>
       </w:pPr>
-      <w:hyperlink w:anchor="_Toc194048090" w:history="1">
+      <w:hyperlink w:anchor="_Toc197437222" w:history="1">
         <w:r>
           <w:rPr>
             <w:rStyle w:val="af4"/>
@@ -997,7 +997,7 @@
             <w:noProof/>
             <w:webHidden/>
           </w:rPr>
-          <w:instrText xml:space="preserve"> PAGEREF _Toc194048090 \h </w:instrText>
+          <w:instrText xml:space="preserve"> PAGEREF _Toc197437222 \h </w:instrText>
         </w:r>
         <w:r>
           <w:rPr>
@@ -1043,7 +1043,7 @@
           <w:lang w:val="en-US"/>
         </w:rPr>
       </w:pPr>
-      <w:hyperlink w:anchor="_Toc194048091" w:history="1">
+      <w:hyperlink w:anchor="_Toc197437223" w:history="1">
         <w:r>
           <w:rPr>
             <w:rStyle w:val="af4"/>
@@ -1087,7 +1087,7 @@
             <w:noProof/>
             <w:webHidden/>
           </w:rPr>
-          <w:instrText xml:space="preserve"> PAGEREF _Toc194048091 \h </w:instrText>
+          <w:instrText xml:space="preserve"> PAGEREF _Toc197437223 \h </w:instrText>
         </w:r>
         <w:r>
           <w:rPr>
@@ -1129,7 +1129,7 @@
           <w:lang w:val="en-US"/>
         </w:rPr>
       </w:pPr>
-      <w:hyperlink w:anchor="_Toc194048092" w:history="1">
+      <w:hyperlink w:anchor="_Toc197437224" w:history="1">
         <w:r>
           <w:rPr>
             <w:rStyle w:val="af4"/>
@@ -1156,7 +1156,7 @@
             <w:noProof/>
             <w:webHidden/>
           </w:rPr>
-          <w:instrText xml:space="preserve"> PAGEREF _Toc194048092 \h </w:instrText>
+          <w:instrText xml:space="preserve"> PAGEREF _Toc197437224 \h </w:instrText>
         </w:r>
         <w:r>
           <w:rPr>
@@ -1198,7 +1198,7 @@
           <w:lang w:val="en-US"/>
         </w:rPr>
       </w:pPr>
-      <w:hyperlink w:anchor="_Toc194048093" w:history="1">
+      <w:hyperlink w:anchor="_Toc197437225" w:history="1">
         <w:r>
           <w:rPr>
             <w:rStyle w:val="af4"/>
@@ -1225,7 +1225,7 @@
             <w:noProof/>
             <w:webHidden/>
           </w:rPr>
-          <w:instrText xml:space="preserve"> PAGEREF _Toc194048093 \h </w:instrText>
+          <w:instrText xml:space="preserve"> PAGEREF _Toc197437225 \h </w:instrText>
         </w:r>
         <w:r>
           <w:rPr>
@@ -1267,7 +1267,7 @@
           <w:lang w:val="en-US"/>
         </w:rPr>
       </w:pPr>
-      <w:hyperlink w:anchor="_Toc194048094" w:history="1">
+      <w:hyperlink w:anchor="_Toc197437226" w:history="1">
         <w:r>
           <w:rPr>
             <w:rStyle w:val="af4"/>
@@ -1294,7 +1294,7 @@
             <w:noProof/>
             <w:webHidden/>
           </w:rPr>
-          <w:instrText xml:space="preserve"> PAGEREF _Toc194048094 \h </w:instrText>
+          <w:instrText xml:space="preserve"> PAGEREF _Toc197437226 \h </w:instrText>
         </w:r>
         <w:r>
           <w:rPr>
@@ -1336,7 +1336,7 @@
           <w:lang w:val="en-US"/>
         </w:rPr>
       </w:pPr>
-      <w:hyperlink w:anchor="_Toc194048095" w:history="1">
+      <w:hyperlink w:anchor="_Toc197437227" w:history="1">
         <w:r>
           <w:rPr>
             <w:rStyle w:val="af4"/>
@@ -1363,7 +1363,7 @@
             <w:noProof/>
             <w:webHidden/>
           </w:rPr>
-          <w:instrText xml:space="preserve"> PAGEREF _Toc194048095 \h </w:instrText>
+          <w:instrText xml:space="preserve"> PAGEREF _Toc197437227 \h </w:instrText>
         </w:r>
         <w:r>
           <w:rPr>
@@ -1405,7 +1405,7 @@
           <w:lang w:val="en-US"/>
         </w:rPr>
       </w:pPr>
-      <w:hyperlink w:anchor="_Toc194048096" w:history="1">
+      <w:hyperlink w:anchor="_Toc197437228" w:history="1">
         <w:r>
           <w:rPr>
             <w:rStyle w:val="af4"/>
@@ -1432,7 +1432,7 @@
             <w:noProof/>
             <w:webHidden/>
           </w:rPr>
-          <w:instrText xml:space="preserve"> PAGEREF _Toc194048096 \h </w:instrText>
+          <w:instrText xml:space="preserve"> PAGEREF _Toc197437228 \h </w:instrText>
         </w:r>
         <w:r>
           <w:rPr>
@@ -1453,6 +1453,1062 @@
             <w:webHidden/>
           </w:rPr>
           <w:t>9</w:t>
+        </w:r>
+        <w:r>
+          <w:rPr>
+            <w:noProof/>
+            <w:webHidden/>
+          </w:rPr>
+          <w:fldChar w:fldCharType="end"/>
+        </w:r>
+      </w:hyperlink>
+    </w:p>
+    <w:p>
+      <w:pPr>
+        <w:pStyle w:val="22"/>
+        <w:rPr>
+          <w:rFonts w:asciiTheme="minorHAnsi" w:eastAsiaTheme="minorEastAsia" w:hAnsiTheme="minorHAnsi"/>
+          <w:noProof/>
+          <w:color w:val="auto"/>
+          <w:sz w:val="22"/>
+          <w:lang w:val="en-US"/>
+        </w:rPr>
+      </w:pPr>
+      <w:hyperlink w:anchor="_Toc197437229" w:history="1">
+        <w:r>
+          <w:rPr>
+            <w:rStyle w:val="af4"/>
+            <w:noProof/>
+          </w:rPr>
+          <w:t>2.6 Проверка функций Д2Г, Д5Г</w:t>
+        </w:r>
+        <w:r>
+          <w:rPr>
+            <w:noProof/>
+            <w:webHidden/>
+          </w:rPr>
+          <w:tab/>
+        </w:r>
+        <w:r>
+          <w:rPr>
+            <w:noProof/>
+            <w:webHidden/>
+          </w:rPr>
+          <w:fldChar w:fldCharType="begin"/>
+        </w:r>
+        <w:r>
+          <w:rPr>
+            <w:noProof/>
+            <w:webHidden/>
+          </w:rPr>
+          <w:instrText xml:space="preserve"> PAGEREF _Toc197437229 \h </w:instrText>
+        </w:r>
+        <w:r>
+          <w:rPr>
+            <w:noProof/>
+            <w:webHidden/>
+          </w:rPr>
+        </w:r>
+        <w:r>
+          <w:rPr>
+            <w:noProof/>
+            <w:webHidden/>
+          </w:rPr>
+          <w:fldChar w:fldCharType="separate"/>
+        </w:r>
+        <w:r>
+          <w:rPr>
+            <w:noProof/>
+            <w:webHidden/>
+          </w:rPr>
+          <w:t>12</w:t>
+        </w:r>
+        <w:r>
+          <w:rPr>
+            <w:noProof/>
+            <w:webHidden/>
+          </w:rPr>
+          <w:fldChar w:fldCharType="end"/>
+        </w:r>
+      </w:hyperlink>
+    </w:p>
+    <w:p>
+      <w:pPr>
+        <w:pStyle w:val="22"/>
+        <w:rPr>
+          <w:rFonts w:asciiTheme="minorHAnsi" w:eastAsiaTheme="minorEastAsia" w:hAnsiTheme="minorHAnsi"/>
+          <w:noProof/>
+          <w:color w:val="auto"/>
+          <w:sz w:val="22"/>
+          <w:lang w:val="en-US"/>
+        </w:rPr>
+      </w:pPr>
+      <w:hyperlink w:anchor="_Toc197437230" w:history="1">
+        <w:r>
+          <w:rPr>
+            <w:rStyle w:val="af4"/>
+            <w:noProof/>
+          </w:rPr>
+          <w:t>2.7 Проверка функций КЦТст1</w:t>
+        </w:r>
+        <w:r>
+          <w:rPr>
+            <w:noProof/>
+            <w:webHidden/>
+          </w:rPr>
+          <w:tab/>
+        </w:r>
+        <w:r>
+          <w:rPr>
+            <w:noProof/>
+            <w:webHidden/>
+          </w:rPr>
+          <w:fldChar w:fldCharType="begin"/>
+        </w:r>
+        <w:r>
+          <w:rPr>
+            <w:noProof/>
+            <w:webHidden/>
+          </w:rPr>
+          <w:instrText xml:space="preserve"> PAGEREF _Toc197437230 \h </w:instrText>
+        </w:r>
+        <w:r>
+          <w:rPr>
+            <w:noProof/>
+            <w:webHidden/>
+          </w:rPr>
+        </w:r>
+        <w:r>
+          <w:rPr>
+            <w:noProof/>
+            <w:webHidden/>
+          </w:rPr>
+          <w:fldChar w:fldCharType="separate"/>
+        </w:r>
+        <w:r>
+          <w:rPr>
+            <w:noProof/>
+            <w:webHidden/>
+          </w:rPr>
+          <w:t>20</w:t>
+        </w:r>
+        <w:r>
+          <w:rPr>
+            <w:noProof/>
+            <w:webHidden/>
+          </w:rPr>
+          <w:fldChar w:fldCharType="end"/>
+        </w:r>
+      </w:hyperlink>
+    </w:p>
+    <w:p>
+      <w:pPr>
+        <w:pStyle w:val="22"/>
+        <w:rPr>
+          <w:rFonts w:asciiTheme="minorHAnsi" w:eastAsiaTheme="minorEastAsia" w:hAnsiTheme="minorHAnsi"/>
+          <w:noProof/>
+          <w:color w:val="auto"/>
+          <w:sz w:val="22"/>
+          <w:lang w:val="en-US"/>
+        </w:rPr>
+      </w:pPr>
+      <w:hyperlink w:anchor="_Toc197437231" w:history="1">
+        <w:r>
+          <w:rPr>
+            <w:rStyle w:val="af4"/>
+            <w:noProof/>
+          </w:rPr>
+          <w:t>2.8 Проверка функций КЦТст2, КЦТст3</w:t>
+        </w:r>
+        <w:r>
+          <w:rPr>
+            <w:noProof/>
+            <w:webHidden/>
+          </w:rPr>
+          <w:tab/>
+        </w:r>
+        <w:r>
+          <w:rPr>
+            <w:noProof/>
+            <w:webHidden/>
+          </w:rPr>
+          <w:fldChar w:fldCharType="begin"/>
+        </w:r>
+        <w:r>
+          <w:rPr>
+            <w:noProof/>
+            <w:webHidden/>
+          </w:rPr>
+          <w:instrText xml:space="preserve"> PAGEREF _Toc197437231 \h </w:instrText>
+        </w:r>
+        <w:r>
+          <w:rPr>
+            <w:noProof/>
+            <w:webHidden/>
+          </w:rPr>
+        </w:r>
+        <w:r>
+          <w:rPr>
+            <w:noProof/>
+            <w:webHidden/>
+          </w:rPr>
+          <w:fldChar w:fldCharType="separate"/>
+        </w:r>
+        <w:r>
+          <w:rPr>
+            <w:noProof/>
+            <w:webHidden/>
+          </w:rPr>
+          <w:t>27</w:t>
+        </w:r>
+        <w:r>
+          <w:rPr>
+            <w:noProof/>
+            <w:webHidden/>
+          </w:rPr>
+          <w:fldChar w:fldCharType="end"/>
+        </w:r>
+      </w:hyperlink>
+    </w:p>
+    <w:p>
+      <w:pPr>
+        <w:pStyle w:val="22"/>
+        <w:rPr>
+          <w:rFonts w:asciiTheme="minorHAnsi" w:eastAsiaTheme="minorEastAsia" w:hAnsiTheme="minorHAnsi"/>
+          <w:noProof/>
+          <w:color w:val="auto"/>
+          <w:sz w:val="22"/>
+          <w:lang w:val="en-US"/>
+        </w:rPr>
+      </w:pPr>
+      <w:hyperlink w:anchor="_Toc197437232" w:history="1">
+        <w:r>
+          <w:rPr>
+            <w:rStyle w:val="af4"/>
+            <w:noProof/>
+          </w:rPr>
+          <w:t>2.9 Проверка функции ДТО</w:t>
+        </w:r>
+        <w:r>
+          <w:rPr>
+            <w:noProof/>
+            <w:webHidden/>
+          </w:rPr>
+          <w:tab/>
+        </w:r>
+        <w:r>
+          <w:rPr>
+            <w:noProof/>
+            <w:webHidden/>
+          </w:rPr>
+          <w:fldChar w:fldCharType="begin"/>
+        </w:r>
+        <w:r>
+          <w:rPr>
+            <w:noProof/>
+            <w:webHidden/>
+          </w:rPr>
+          <w:instrText xml:space="preserve"> PAGEREF _Toc197437232 \h </w:instrText>
+        </w:r>
+        <w:r>
+          <w:rPr>
+            <w:noProof/>
+            <w:webHidden/>
+          </w:rPr>
+        </w:r>
+        <w:r>
+          <w:rPr>
+            <w:noProof/>
+            <w:webHidden/>
+          </w:rPr>
+          <w:fldChar w:fldCharType="separate"/>
+        </w:r>
+        <w:r>
+          <w:rPr>
+            <w:noProof/>
+            <w:webHidden/>
+          </w:rPr>
+          <w:t>37</w:t>
+        </w:r>
+        <w:r>
+          <w:rPr>
+            <w:noProof/>
+            <w:webHidden/>
+          </w:rPr>
+          <w:fldChar w:fldCharType="end"/>
+        </w:r>
+      </w:hyperlink>
+    </w:p>
+    <w:p>
+      <w:pPr>
+        <w:pStyle w:val="22"/>
+        <w:rPr>
+          <w:rFonts w:asciiTheme="minorHAnsi" w:eastAsiaTheme="minorEastAsia" w:hAnsiTheme="minorHAnsi"/>
+          <w:noProof/>
+          <w:color w:val="auto"/>
+          <w:sz w:val="22"/>
+          <w:lang w:val="en-US"/>
+        </w:rPr>
+      </w:pPr>
+      <w:hyperlink w:anchor="_Toc197437233" w:history="1">
+        <w:r>
+          <w:rPr>
+            <w:rStyle w:val="af4"/>
+            <w:noProof/>
+          </w:rPr>
+          <w:t>2.10 Проверка функции ДТЗт. Часть 1</w:t>
+        </w:r>
+        <w:r>
+          <w:rPr>
+            <w:noProof/>
+            <w:webHidden/>
+          </w:rPr>
+          <w:tab/>
+        </w:r>
+        <w:r>
+          <w:rPr>
+            <w:noProof/>
+            <w:webHidden/>
+          </w:rPr>
+          <w:fldChar w:fldCharType="begin"/>
+        </w:r>
+        <w:r>
+          <w:rPr>
+            <w:noProof/>
+            <w:webHidden/>
+          </w:rPr>
+          <w:instrText xml:space="preserve"> PAGEREF _Toc197437233 \h </w:instrText>
+        </w:r>
+        <w:r>
+          <w:rPr>
+            <w:noProof/>
+            <w:webHidden/>
+          </w:rPr>
+        </w:r>
+        <w:r>
+          <w:rPr>
+            <w:noProof/>
+            <w:webHidden/>
+          </w:rPr>
+          <w:fldChar w:fldCharType="separate"/>
+        </w:r>
+        <w:r>
+          <w:rPr>
+            <w:noProof/>
+            <w:webHidden/>
+          </w:rPr>
+          <w:t>45</w:t>
+        </w:r>
+        <w:r>
+          <w:rPr>
+            <w:noProof/>
+            <w:webHidden/>
+          </w:rPr>
+          <w:fldChar w:fldCharType="end"/>
+        </w:r>
+      </w:hyperlink>
+    </w:p>
+    <w:p>
+      <w:pPr>
+        <w:pStyle w:val="22"/>
+        <w:rPr>
+          <w:rFonts w:asciiTheme="minorHAnsi" w:eastAsiaTheme="minorEastAsia" w:hAnsiTheme="minorHAnsi"/>
+          <w:noProof/>
+          <w:color w:val="auto"/>
+          <w:sz w:val="22"/>
+          <w:lang w:val="en-US"/>
+        </w:rPr>
+      </w:pPr>
+      <w:hyperlink w:anchor="_Toc197437234" w:history="1">
+        <w:r>
+          <w:rPr>
+            <w:rStyle w:val="af4"/>
+            <w:noProof/>
+          </w:rPr>
+          <w:t>2.11 Проверка функции ДТЗт. Часть 2</w:t>
+        </w:r>
+        <w:r>
+          <w:rPr>
+            <w:noProof/>
+            <w:webHidden/>
+          </w:rPr>
+          <w:tab/>
+        </w:r>
+        <w:r>
+          <w:rPr>
+            <w:noProof/>
+            <w:webHidden/>
+          </w:rPr>
+          <w:fldChar w:fldCharType="begin"/>
+        </w:r>
+        <w:r>
+          <w:rPr>
+            <w:noProof/>
+            <w:webHidden/>
+          </w:rPr>
+          <w:instrText xml:space="preserve"> PAGEREF _Toc197437234 \h </w:instrText>
+        </w:r>
+        <w:r>
+          <w:rPr>
+            <w:noProof/>
+            <w:webHidden/>
+          </w:rPr>
+        </w:r>
+        <w:r>
+          <w:rPr>
+            <w:noProof/>
+            <w:webHidden/>
+          </w:rPr>
+          <w:fldChar w:fldCharType="separate"/>
+        </w:r>
+        <w:r>
+          <w:rPr>
+            <w:noProof/>
+            <w:webHidden/>
+          </w:rPr>
+          <w:t>52</w:t>
+        </w:r>
+        <w:r>
+          <w:rPr>
+            <w:noProof/>
+            <w:webHidden/>
+          </w:rPr>
+          <w:fldChar w:fldCharType="end"/>
+        </w:r>
+      </w:hyperlink>
+    </w:p>
+    <w:p>
+      <w:pPr>
+        <w:pStyle w:val="22"/>
+        <w:rPr>
+          <w:rFonts w:asciiTheme="minorHAnsi" w:eastAsiaTheme="minorEastAsia" w:hAnsiTheme="minorHAnsi"/>
+          <w:noProof/>
+          <w:color w:val="auto"/>
+          <w:sz w:val="22"/>
+          <w:lang w:val="en-US"/>
+        </w:rPr>
+      </w:pPr>
+      <w:hyperlink w:anchor="_Toc197437235" w:history="1">
+        <w:r>
+          <w:rPr>
+            <w:rStyle w:val="af4"/>
+            <w:noProof/>
+          </w:rPr>
+          <w:t>2.12 Проверка функции ДТЗт. Часть 3</w:t>
+        </w:r>
+        <w:r>
+          <w:rPr>
+            <w:noProof/>
+            <w:webHidden/>
+          </w:rPr>
+          <w:tab/>
+        </w:r>
+        <w:r>
+          <w:rPr>
+            <w:noProof/>
+            <w:webHidden/>
+          </w:rPr>
+          <w:fldChar w:fldCharType="begin"/>
+        </w:r>
+        <w:r>
+          <w:rPr>
+            <w:noProof/>
+            <w:webHidden/>
+          </w:rPr>
+          <w:instrText xml:space="preserve"> PAGEREF _Toc197437235 \h </w:instrText>
+        </w:r>
+        <w:r>
+          <w:rPr>
+            <w:noProof/>
+            <w:webHidden/>
+          </w:rPr>
+        </w:r>
+        <w:r>
+          <w:rPr>
+            <w:noProof/>
+            <w:webHidden/>
+          </w:rPr>
+          <w:fldChar w:fldCharType="separate"/>
+        </w:r>
+        <w:r>
+          <w:rPr>
+            <w:noProof/>
+            <w:webHidden/>
+          </w:rPr>
+          <w:t>60</w:t>
+        </w:r>
+        <w:r>
+          <w:rPr>
+            <w:noProof/>
+            <w:webHidden/>
+          </w:rPr>
+          <w:fldChar w:fldCharType="end"/>
+        </w:r>
+      </w:hyperlink>
+    </w:p>
+    <w:p>
+      <w:pPr>
+        <w:pStyle w:val="12"/>
+        <w:tabs>
+          <w:tab w:val="left" w:pos="567"/>
+          <w:tab w:val="right" w:leader="dot" w:pos="9605"/>
+        </w:tabs>
+        <w:rPr>
+          <w:rFonts w:asciiTheme="minorHAnsi" w:eastAsiaTheme="minorEastAsia" w:hAnsiTheme="minorHAnsi"/>
+          <w:noProof/>
+          <w:color w:val="auto"/>
+          <w:sz w:val="22"/>
+          <w:lang w:val="en-US"/>
+        </w:rPr>
+      </w:pPr>
+      <w:hyperlink w:anchor="_Toc197437236" w:history="1">
+        <w:r>
+          <w:rPr>
+            <w:rStyle w:val="af4"/>
+            <w:noProof/>
+          </w:rPr>
+          <w:t>3.</w:t>
+        </w:r>
+        <w:r>
+          <w:rPr>
+            <w:rFonts w:asciiTheme="minorHAnsi" w:eastAsiaTheme="minorEastAsia" w:hAnsiTheme="minorHAnsi"/>
+            <w:noProof/>
+            <w:color w:val="auto"/>
+            <w:sz w:val="22"/>
+            <w:lang w:val="en-US"/>
+          </w:rPr>
+          <w:tab/>
+        </w:r>
+        <w:r>
+          <w:rPr>
+            <w:rStyle w:val="af4"/>
+            <w:noProof/>
+          </w:rPr>
+          <w:t>РЕЗУЛЬТАТ ИСПЫТАНИЙ</w:t>
+        </w:r>
+        <w:r>
+          <w:rPr>
+            <w:noProof/>
+            <w:webHidden/>
+          </w:rPr>
+          <w:tab/>
+        </w:r>
+        <w:r>
+          <w:rPr>
+            <w:noProof/>
+            <w:webHidden/>
+          </w:rPr>
+          <w:fldChar w:fldCharType="begin"/>
+        </w:r>
+        <w:r>
+          <w:rPr>
+            <w:noProof/>
+            <w:webHidden/>
+          </w:rPr>
+          <w:instrText xml:space="preserve"> PAGEREF _Toc197437236 \h </w:instrText>
+        </w:r>
+        <w:r>
+          <w:rPr>
+            <w:noProof/>
+            <w:webHidden/>
+          </w:rPr>
+        </w:r>
+        <w:r>
+          <w:rPr>
+            <w:noProof/>
+            <w:webHidden/>
+          </w:rPr>
+          <w:fldChar w:fldCharType="separate"/>
+        </w:r>
+        <w:r>
+          <w:rPr>
+            <w:noProof/>
+            <w:webHidden/>
+          </w:rPr>
+          <w:t>72</w:t>
+        </w:r>
+        <w:r>
+          <w:rPr>
+            <w:noProof/>
+            <w:webHidden/>
+          </w:rPr>
+          <w:fldChar w:fldCharType="end"/>
+        </w:r>
+      </w:hyperlink>
+    </w:p>
+    <w:p>
+      <w:pPr>
+        <w:pStyle w:val="22"/>
+        <w:rPr>
+          <w:rFonts w:asciiTheme="minorHAnsi" w:eastAsiaTheme="minorEastAsia" w:hAnsiTheme="minorHAnsi"/>
+          <w:noProof/>
+          <w:color w:val="auto"/>
+          <w:sz w:val="22"/>
+          <w:lang w:val="en-US"/>
+        </w:rPr>
+      </w:pPr>
+      <w:hyperlink w:anchor="_Toc197437237" w:history="1">
+        <w:r>
+          <w:rPr>
+            <w:rStyle w:val="af4"/>
+            <w:noProof/>
+          </w:rPr>
+          <w:t>3.1 Результат проверки функций Д2Г, Д5Г</w:t>
+        </w:r>
+        <w:r>
+          <w:rPr>
+            <w:noProof/>
+            <w:webHidden/>
+          </w:rPr>
+          <w:tab/>
+        </w:r>
+        <w:r>
+          <w:rPr>
+            <w:noProof/>
+            <w:webHidden/>
+          </w:rPr>
+          <w:fldChar w:fldCharType="begin"/>
+        </w:r>
+        <w:r>
+          <w:rPr>
+            <w:noProof/>
+            <w:webHidden/>
+          </w:rPr>
+          <w:instrText xml:space="preserve"> PAGEREF _Toc197437237 \h </w:instrText>
+        </w:r>
+        <w:r>
+          <w:rPr>
+            <w:noProof/>
+            <w:webHidden/>
+          </w:rPr>
+        </w:r>
+        <w:r>
+          <w:rPr>
+            <w:noProof/>
+            <w:webHidden/>
+          </w:rPr>
+          <w:fldChar w:fldCharType="separate"/>
+        </w:r>
+        <w:r>
+          <w:rPr>
+            <w:noProof/>
+            <w:webHidden/>
+          </w:rPr>
+          <w:t>72</w:t>
+        </w:r>
+        <w:r>
+          <w:rPr>
+            <w:noProof/>
+            <w:webHidden/>
+          </w:rPr>
+          <w:fldChar w:fldCharType="end"/>
+        </w:r>
+      </w:hyperlink>
+    </w:p>
+    <w:p>
+      <w:pPr>
+        <w:pStyle w:val="22"/>
+        <w:rPr>
+          <w:rFonts w:asciiTheme="minorHAnsi" w:eastAsiaTheme="minorEastAsia" w:hAnsiTheme="minorHAnsi"/>
+          <w:noProof/>
+          <w:color w:val="auto"/>
+          <w:sz w:val="22"/>
+          <w:lang w:val="en-US"/>
+        </w:rPr>
+      </w:pPr>
+      <w:hyperlink w:anchor="_Toc197437238" w:history="1">
+        <w:r>
+          <w:rPr>
+            <w:rStyle w:val="af4"/>
+            <w:noProof/>
+          </w:rPr>
+          <w:t>3.2 Результат проверки функции КЦТст1</w:t>
+        </w:r>
+        <w:r>
+          <w:rPr>
+            <w:noProof/>
+            <w:webHidden/>
+          </w:rPr>
+          <w:tab/>
+        </w:r>
+        <w:r>
+          <w:rPr>
+            <w:noProof/>
+            <w:webHidden/>
+          </w:rPr>
+          <w:fldChar w:fldCharType="begin"/>
+        </w:r>
+        <w:r>
+          <w:rPr>
+            <w:noProof/>
+            <w:webHidden/>
+          </w:rPr>
+          <w:instrText xml:space="preserve"> PAGEREF _Toc197437238 \h </w:instrText>
+        </w:r>
+        <w:r>
+          <w:rPr>
+            <w:noProof/>
+            <w:webHidden/>
+          </w:rPr>
+        </w:r>
+        <w:r>
+          <w:rPr>
+            <w:noProof/>
+            <w:webHidden/>
+          </w:rPr>
+          <w:fldChar w:fldCharType="separate"/>
+        </w:r>
+        <w:r>
+          <w:rPr>
+            <w:noProof/>
+            <w:webHidden/>
+          </w:rPr>
+          <w:t>72</w:t>
+        </w:r>
+        <w:r>
+          <w:rPr>
+            <w:noProof/>
+            <w:webHidden/>
+          </w:rPr>
+          <w:fldChar w:fldCharType="end"/>
+        </w:r>
+      </w:hyperlink>
+    </w:p>
+    <w:p>
+      <w:pPr>
+        <w:pStyle w:val="22"/>
+        <w:rPr>
+          <w:rFonts w:asciiTheme="minorHAnsi" w:eastAsiaTheme="minorEastAsia" w:hAnsiTheme="minorHAnsi"/>
+          <w:noProof/>
+          <w:color w:val="auto"/>
+          <w:sz w:val="22"/>
+          <w:lang w:val="en-US"/>
+        </w:rPr>
+      </w:pPr>
+      <w:hyperlink w:anchor="_Toc197437239" w:history="1">
+        <w:r>
+          <w:rPr>
+            <w:rStyle w:val="af4"/>
+            <w:noProof/>
+          </w:rPr>
+          <w:t>3.3 Результат проверки функций КЦТст2, КЦТст3</w:t>
+        </w:r>
+        <w:r>
+          <w:rPr>
+            <w:noProof/>
+            <w:webHidden/>
+          </w:rPr>
+          <w:tab/>
+        </w:r>
+        <w:r>
+          <w:rPr>
+            <w:noProof/>
+            <w:webHidden/>
+          </w:rPr>
+          <w:fldChar w:fldCharType="begin"/>
+        </w:r>
+        <w:r>
+          <w:rPr>
+            <w:noProof/>
+            <w:webHidden/>
+          </w:rPr>
+          <w:instrText xml:space="preserve"> PAGEREF _Toc197437239 \h </w:instrText>
+        </w:r>
+        <w:r>
+          <w:rPr>
+            <w:noProof/>
+            <w:webHidden/>
+          </w:rPr>
+        </w:r>
+        <w:r>
+          <w:rPr>
+            <w:noProof/>
+            <w:webHidden/>
+          </w:rPr>
+          <w:fldChar w:fldCharType="separate"/>
+        </w:r>
+        <w:r>
+          <w:rPr>
+            <w:noProof/>
+            <w:webHidden/>
+          </w:rPr>
+          <w:t>73</w:t>
+        </w:r>
+        <w:r>
+          <w:rPr>
+            <w:noProof/>
+            <w:webHidden/>
+          </w:rPr>
+          <w:fldChar w:fldCharType="end"/>
+        </w:r>
+      </w:hyperlink>
+    </w:p>
+    <w:p>
+      <w:pPr>
+        <w:pStyle w:val="22"/>
+        <w:rPr>
+          <w:rFonts w:asciiTheme="minorHAnsi" w:eastAsiaTheme="minorEastAsia" w:hAnsiTheme="minorHAnsi"/>
+          <w:noProof/>
+          <w:color w:val="auto"/>
+          <w:sz w:val="22"/>
+          <w:lang w:val="en-US"/>
+        </w:rPr>
+      </w:pPr>
+      <w:hyperlink w:anchor="_Toc197437240" w:history="1">
+        <w:r>
+          <w:rPr>
+            <w:rStyle w:val="af4"/>
+            <w:noProof/>
+          </w:rPr>
+          <w:t>3.4 Результат проверки функции ДТО</w:t>
+        </w:r>
+        <w:r>
+          <w:rPr>
+            <w:noProof/>
+            <w:webHidden/>
+          </w:rPr>
+          <w:tab/>
+        </w:r>
+        <w:r>
+          <w:rPr>
+            <w:noProof/>
+            <w:webHidden/>
+          </w:rPr>
+          <w:fldChar w:fldCharType="begin"/>
+        </w:r>
+        <w:r>
+          <w:rPr>
+            <w:noProof/>
+            <w:webHidden/>
+          </w:rPr>
+          <w:instrText xml:space="preserve"> PAGEREF _Toc197437240 \h </w:instrText>
+        </w:r>
+        <w:r>
+          <w:rPr>
+            <w:noProof/>
+            <w:webHidden/>
+          </w:rPr>
+        </w:r>
+        <w:r>
+          <w:rPr>
+            <w:noProof/>
+            <w:webHidden/>
+          </w:rPr>
+          <w:fldChar w:fldCharType="separate"/>
+        </w:r>
+        <w:r>
+          <w:rPr>
+            <w:noProof/>
+            <w:webHidden/>
+          </w:rPr>
+          <w:t>74</w:t>
+        </w:r>
+        <w:r>
+          <w:rPr>
+            <w:noProof/>
+            <w:webHidden/>
+          </w:rPr>
+          <w:fldChar w:fldCharType="end"/>
+        </w:r>
+      </w:hyperlink>
+    </w:p>
+    <w:p>
+      <w:pPr>
+        <w:pStyle w:val="22"/>
+        <w:rPr>
+          <w:rFonts w:asciiTheme="minorHAnsi" w:eastAsiaTheme="minorEastAsia" w:hAnsiTheme="minorHAnsi"/>
+          <w:noProof/>
+          <w:color w:val="auto"/>
+          <w:sz w:val="22"/>
+          <w:lang w:val="en-US"/>
+        </w:rPr>
+      </w:pPr>
+      <w:hyperlink w:anchor="_Toc197437241" w:history="1">
+        <w:r>
+          <w:rPr>
+            <w:rStyle w:val="af4"/>
+            <w:noProof/>
+          </w:rPr>
+          <w:t>3.5 Результат проверки функции ДТЗт. Часть 1</w:t>
+        </w:r>
+        <w:r>
+          <w:rPr>
+            <w:noProof/>
+            <w:webHidden/>
+          </w:rPr>
+          <w:tab/>
+        </w:r>
+        <w:r>
+          <w:rPr>
+            <w:noProof/>
+            <w:webHidden/>
+          </w:rPr>
+          <w:fldChar w:fldCharType="begin"/>
+        </w:r>
+        <w:r>
+          <w:rPr>
+            <w:noProof/>
+            <w:webHidden/>
+          </w:rPr>
+          <w:instrText xml:space="preserve"> PAGEREF _Toc197437241 \h </w:instrText>
+        </w:r>
+        <w:r>
+          <w:rPr>
+            <w:noProof/>
+            <w:webHidden/>
+          </w:rPr>
+        </w:r>
+        <w:r>
+          <w:rPr>
+            <w:noProof/>
+            <w:webHidden/>
+          </w:rPr>
+          <w:fldChar w:fldCharType="separate"/>
+        </w:r>
+        <w:r>
+          <w:rPr>
+            <w:noProof/>
+            <w:webHidden/>
+          </w:rPr>
+          <w:t>75</w:t>
+        </w:r>
+        <w:r>
+          <w:rPr>
+            <w:noProof/>
+            <w:webHidden/>
+          </w:rPr>
+          <w:fldChar w:fldCharType="end"/>
+        </w:r>
+      </w:hyperlink>
+    </w:p>
+    <w:p>
+      <w:pPr>
+        <w:pStyle w:val="22"/>
+        <w:rPr>
+          <w:rFonts w:asciiTheme="minorHAnsi" w:eastAsiaTheme="minorEastAsia" w:hAnsiTheme="minorHAnsi"/>
+          <w:noProof/>
+          <w:color w:val="auto"/>
+          <w:sz w:val="22"/>
+          <w:lang w:val="en-US"/>
+        </w:rPr>
+      </w:pPr>
+      <w:hyperlink w:anchor="_Toc197437242" w:history="1">
+        <w:r>
+          <w:rPr>
+            <w:rStyle w:val="af4"/>
+            <w:noProof/>
+          </w:rPr>
+          <w:t>3.6 Результат проверки функции ДТЗт. Часть 2</w:t>
+        </w:r>
+        <w:r>
+          <w:rPr>
+            <w:noProof/>
+            <w:webHidden/>
+          </w:rPr>
+          <w:tab/>
+        </w:r>
+        <w:r>
+          <w:rPr>
+            <w:noProof/>
+            <w:webHidden/>
+          </w:rPr>
+          <w:fldChar w:fldCharType="begin"/>
+        </w:r>
+        <w:r>
+          <w:rPr>
+            <w:noProof/>
+            <w:webHidden/>
+          </w:rPr>
+          <w:instrText xml:space="preserve"> PAGEREF _Toc197437242 \h </w:instrText>
+        </w:r>
+        <w:r>
+          <w:rPr>
+            <w:noProof/>
+            <w:webHidden/>
+          </w:rPr>
+        </w:r>
+        <w:r>
+          <w:rPr>
+            <w:noProof/>
+            <w:webHidden/>
+          </w:rPr>
+          <w:fldChar w:fldCharType="separate"/>
+        </w:r>
+        <w:r>
+          <w:rPr>
+            <w:noProof/>
+            <w:webHidden/>
+          </w:rPr>
+          <w:t>76</w:t>
+        </w:r>
+        <w:r>
+          <w:rPr>
+            <w:noProof/>
+            <w:webHidden/>
+          </w:rPr>
+          <w:fldChar w:fldCharType="end"/>
+        </w:r>
+      </w:hyperlink>
+    </w:p>
+    <w:p>
+      <w:pPr>
+        <w:pStyle w:val="22"/>
+        <w:rPr>
+          <w:rFonts w:asciiTheme="minorHAnsi" w:eastAsiaTheme="minorEastAsia" w:hAnsiTheme="minorHAnsi"/>
+          <w:noProof/>
+          <w:color w:val="auto"/>
+          <w:sz w:val="22"/>
+          <w:lang w:val="en-US"/>
+        </w:rPr>
+      </w:pPr>
+      <w:hyperlink w:anchor="_Toc197437243" w:history="1">
+        <w:r>
+          <w:rPr>
+            <w:rStyle w:val="af4"/>
+            <w:noProof/>
+          </w:rPr>
+          <w:t>3.7 Результат проверки функции ДТЗт. Часть 3</w:t>
+        </w:r>
+        <w:r>
+          <w:rPr>
+            <w:noProof/>
+            <w:webHidden/>
+          </w:rPr>
+          <w:tab/>
+        </w:r>
+        <w:r>
+          <w:rPr>
+            <w:noProof/>
+            <w:webHidden/>
+          </w:rPr>
+          <w:fldChar w:fldCharType="begin"/>
+        </w:r>
+        <w:r>
+          <w:rPr>
+            <w:noProof/>
+            <w:webHidden/>
+          </w:rPr>
+          <w:instrText xml:space="preserve"> PAGEREF _Toc197437243 \h </w:instrText>
+        </w:r>
+        <w:r>
+          <w:rPr>
+            <w:noProof/>
+            <w:webHidden/>
+          </w:rPr>
+        </w:r>
+        <w:r>
+          <w:rPr>
+            <w:noProof/>
+            <w:webHidden/>
+          </w:rPr>
+          <w:fldChar w:fldCharType="separate"/>
+        </w:r>
+        <w:r>
+          <w:rPr>
+            <w:noProof/>
+            <w:webHidden/>
+          </w:rPr>
+          <w:t>77</w:t>
         </w:r>
         <w:r>
           <w:rPr>
@@ -1513,7 +2569,7 @@
         <w:lastRenderedPageBreak/>
         <w:tab/>
       </w:r>
-      <w:bookmarkStart w:id="0" w:name="_Toc194048083"/>
+      <w:bookmarkStart w:id="0" w:name="_Toc197437215"/>
       <w:r>
         <w:t>ОБЩИЕ СВЕДЕНИЯ</w:t>
       </w:r>
@@ -1523,7 +2579,7 @@
       <w:pPr>
         <w:pStyle w:val="2"/>
       </w:pPr>
-      <w:bookmarkStart w:id="1" w:name="_Toc194048084"/>
+      <w:bookmarkStart w:id="1" w:name="_Toc197437216"/>
       <w:r>
         <w:t>Цель проведения испытаний</w:t>
       </w:r>
@@ -1547,7 +2603,7 @@
       <w:pPr>
         <w:pStyle w:val="2"/>
       </w:pPr>
-      <w:bookmarkStart w:id="2" w:name="_Toc194048085"/>
+      <w:bookmarkStart w:id="2" w:name="_Toc197437217"/>
       <w:r>
         <w:t>Место</w:t>
       </w:r>
@@ -1694,7 +2750,7 @@
       <w:pPr>
         <w:pStyle w:val="2"/>
       </w:pPr>
-      <w:bookmarkStart w:id="3" w:name="_Toc194048086"/>
+      <w:bookmarkStart w:id="3" w:name="_Toc197437218"/>
       <w:r>
         <w:t>Информация об объекте испытаний</w:t>
       </w:r>
@@ -2038,7 +3094,7 @@
       <w:pPr>
         <w:pStyle w:val="2"/>
       </w:pPr>
-      <w:bookmarkStart w:id="4" w:name="_Toc194048087"/>
+      <w:bookmarkStart w:id="4" w:name="_Toc197437219"/>
       <w:r>
         <w:t>Период проведения испытаний</w:t>
       </w:r>
@@ -2065,7 +3121,7 @@
       <w:pPr>
         <w:pStyle w:val="2"/>
       </w:pPr>
-      <w:bookmarkStart w:id="5" w:name="_Toc194048088"/>
+      <w:bookmarkStart w:id="5" w:name="_Toc197437220"/>
       <w:r>
         <w:t>Условия проведения испытаний и измерений</w:t>
       </w:r>
@@ -2083,7 +3139,7 @@
       <w:pPr>
         <w:pStyle w:val="2"/>
       </w:pPr>
-      <w:bookmarkStart w:id="6" w:name="_Toc194048089"/>
+      <w:bookmarkStart w:id="6" w:name="_Toc197437221"/>
       <w:r>
         <w:t>Нормативная документация</w:t>
       </w:r>
@@ -2104,7 +3160,7 @@
       <w:pPr>
         <w:pStyle w:val="2"/>
       </w:pPr>
-      <w:bookmarkStart w:id="7" w:name="_Toc194048090"/>
+      <w:bookmarkStart w:id="7" w:name="_Toc197437222"/>
       <w:r>
         <w:lastRenderedPageBreak/>
         <w:t>Перечень используемых средств измерений (СИ), испытательного оборудования (ИО) и вспомогательного оборудования (ВО)</w:t>
@@ -3615,7 +4671,7 @@
       <w:pPr>
         <w:pStyle w:val="1"/>
       </w:pPr>
-      <w:bookmarkStart w:id="8" w:name="_Toc194048091"/>
+      <w:bookmarkStart w:id="8" w:name="_Toc197437223"/>
       <w:r>
         <w:lastRenderedPageBreak/>
         <w:t>ПРОГРАММА И МЕТОДИКИ ПРОВЕДЕНИЯ ИСПЫТАНИЙ</w:t>
@@ -3626,7 +4682,7 @@
       <w:pPr>
         <w:pStyle w:val="2"/>
       </w:pPr>
-      <w:bookmarkStart w:id="9" w:name="_Toc194048092"/>
+      <w:bookmarkStart w:id="9" w:name="_Toc197437224"/>
       <w:r>
         <w:t>Цель испытаний</w:t>
       </w:r>
@@ -3662,7 +4718,7 @@
       <w:pPr>
         <w:pStyle w:val="2"/>
       </w:pPr>
-      <w:bookmarkStart w:id="10" w:name="_Toc194048093"/>
+      <w:bookmarkStart w:id="10" w:name="_Toc197437225"/>
       <w:r>
         <w:t>Подключение аналоговых цепей к устройству</w:t>
       </w:r>
@@ -3744,10 +4800,10 @@
             <v:path o:extrusionok="f" gradientshapeok="t" o:connecttype="rect"/>
             <o:lock v:ext="edit" aspectratio="t"/>
           </v:shapetype>
-          <v:shape id="_x0000_i1025" type="#_x0000_t75" style="width:199.9pt;height:200.4pt" o:ole="">
+          <v:shape id="_x0000_i1025" type="#_x0000_t75" style="width:199.85pt;height:200.45pt" o:ole="">
             <v:imagedata r:id="rId10" o:title=""/>
           </v:shape>
-          <o:OLEObject Type="Embed" ProgID="Acrobat.Document.DC" ShapeID="_x0000_i1025" DrawAspect="Content" ObjectID="_1808049707" r:id="rId11"/>
+          <o:OLEObject Type="Embed" ProgID="Acrobat.Document.DC" ShapeID="_x0000_i1025" DrawAspect="Content" ObjectID="_1809150280" r:id="rId11"/>
         </w:object>
       </w:r>
     </w:p>
@@ -3763,7 +4819,7 @@
       <w:pPr>
         <w:pStyle w:val="2"/>
       </w:pPr>
-      <w:bookmarkStart w:id="11" w:name="_Toc194048094"/>
+      <w:bookmarkStart w:id="11" w:name="_Toc197437226"/>
       <w:r>
         <w:t>Подключение дискретных входных и выходных цепей устройства</w:t>
       </w:r>
@@ -3786,10 +4842,10 @@
       </w:pPr>
       <w:r>
         <w:object w:dxaOrig="19650" w:dyaOrig="13425">
-          <v:shape id="_x0000_i1026" type="#_x0000_t75" style="width:411.6pt;height:283.15pt" o:ole="">
+          <v:shape id="_x0000_i1026" type="#_x0000_t75" style="width:411.85pt;height:283.4pt" o:ole="">
             <v:imagedata r:id="rId12" o:title=""/>
           </v:shape>
-          <o:OLEObject Type="Embed" ProgID="Acrobat.Document.DC" ShapeID="_x0000_i1026" DrawAspect="Content" ObjectID="_1808049708" r:id="rId13"/>
+          <o:OLEObject Type="Embed" ProgID="Acrobat.Document.DC" ShapeID="_x0000_i1026" DrawAspect="Content" ObjectID="_1809150281" r:id="rId13"/>
         </w:object>
       </w:r>
     </w:p>
@@ -3805,7 +4861,7 @@
       <w:pPr>
         <w:pStyle w:val="2"/>
       </w:pPr>
-      <w:bookmarkStart w:id="12" w:name="_Toc194048095"/>
+      <w:bookmarkStart w:id="12" w:name="_Toc197437227"/>
       <w:r>
         <w:t>Назначение дискрет</w:t>
       </w:r>
@@ -3903,10 +4959,7 @@
         <w:t xml:space="preserve"> </w:t>
       </w:r>
       <w:r>
-        <w:t xml:space="preserve">ЮНИТ-М300 для проверки </w:t>
-      </w:r>
-      <w:r>
-        <w:t>Д2Г, Д5Г</w:t>
+        <w:t>ЮНИТ-М300 для проверки Д2Г, Д5Г</w:t>
       </w:r>
     </w:p>
     <w:tbl>
@@ -8280,10 +9333,7 @@
       </w:r>
       <w:bookmarkEnd w:id="13"/>
       <w:r>
-        <w:t xml:space="preserve">ДТЗт. Часть </w:t>
-      </w:r>
-      <w:r>
-        <w:t>2</w:t>
+        <w:t>ДТЗт. Часть 2</w:t>
       </w:r>
     </w:p>
     <w:tbl>
@@ -9163,16 +10213,7 @@
         <w:t xml:space="preserve">Назначение дискретных входов ЮНИТ-М300 для проверки </w:t>
       </w:r>
       <w:r>
-        <w:t>ДТЗт</w:t>
-      </w:r>
-      <w:r>
-        <w:t xml:space="preserve"> (включая КЦТнеб)</w:t>
-      </w:r>
-      <w:r>
-        <w:t>. Часть</w:t>
-      </w:r>
-      <w:r>
-        <w:t xml:space="preserve"> 3</w:t>
+        <w:t>ДТЗт (включая КЦТнеб). Часть 3</w:t>
       </w:r>
     </w:p>
     <w:tbl>
@@ -10049,7 +11090,7 @@
       <w:pPr>
         <w:pStyle w:val="2"/>
       </w:pPr>
-      <w:bookmarkStart w:id="14" w:name="_Toc194048096"/>
+      <w:bookmarkStart w:id="14" w:name="_Toc197437228"/>
       <w:r>
         <w:lastRenderedPageBreak/>
         <w:t>Назначение вы</w:t>
@@ -16611,10 +17652,7 @@
         <w:t xml:space="preserve">Выходные реле устройства ЮНИТ-М300 для проверки </w:t>
       </w:r>
       <w:r>
-        <w:t xml:space="preserve">ДТЗт. Часть </w:t>
-      </w:r>
-      <w:r>
-        <w:t>2</w:t>
+        <w:t>ДТЗт. Часть 2</w:t>
       </w:r>
     </w:p>
     <w:tbl>
@@ -17896,10 +18934,7 @@
         <w:t xml:space="preserve">Выходные реле устройства ЮНИТ-М300 для проверки </w:t>
       </w:r>
       <w:r>
-        <w:t xml:space="preserve">ДТЗт. Часть </w:t>
-      </w:r>
-      <w:r>
-        <w:t>3</w:t>
+        <w:t>ДТЗт. Часть 3</w:t>
       </w:r>
     </w:p>
     <w:tbl>
@@ -18544,12 +19579,7 @@
               </w:rPr>
             </w:pPr>
             <w:r>
-              <w:t>М9.</w:t>
-            </w:r>
-            <w:bookmarkStart w:id="16" w:name="_GoBack"/>
-            <w:bookmarkEnd w:id="16"/>
-            <w:r>
-              <w:t>К8</w:t>
+              <w:t>М9.К8</w:t>
             </w:r>
           </w:p>
         </w:tc>
@@ -19187,6 +20217,8 @@
         </w:numPr>
         <w:ind w:left="709"/>
       </w:pPr>
+      <w:bookmarkStart w:id="16" w:name="_GoBack"/>
+      <w:bookmarkEnd w:id="16"/>
     </w:p>
     <w:sectPr>
       <w:headerReference w:type="default" r:id="rId14"/>
@@ -19632,27 +20664,14 @@
           <w:r>
             <w:t>/</w:t>
           </w:r>
-          <w:r>
-            <w:fldChar w:fldCharType="begin"/>
-          </w:r>
-          <w:r>
-            <w:instrText xml:space="preserve"> NUMPAGES   \* MERGEFORMAT </w:instrText>
-          </w:r>
-          <w:r>
-            <w:fldChar w:fldCharType="separate"/>
-          </w:r>
-          <w:r>
-            <w:rPr>
-              <w:noProof/>
-            </w:rPr>
-            <w:t>12</w:t>
-          </w:r>
-          <w:r>
-            <w:rPr>
-              <w:noProof/>
-            </w:rPr>
-            <w:fldChar w:fldCharType="end"/>
-          </w:r>
+          <w:fldSimple w:instr=" NUMPAGES   \* MERGEFORMAT ">
+            <w:r>
+              <w:rPr>
+                <w:noProof/>
+              </w:rPr>
+              <w:t>12</w:t>
+            </w:r>
+          </w:fldSimple>
         </w:p>
       </w:tc>
     </w:tr>
@@ -19737,14 +20756,27 @@
           <w:r>
             <w:t xml:space="preserve"> из </w:t>
           </w:r>
-          <w:fldSimple w:instr=" NUMPAGES ">
-            <w:r>
-              <w:rPr>
-                <w:noProof/>
-              </w:rPr>
-              <w:t>12</w:t>
-            </w:r>
-          </w:fldSimple>
+          <w:r>
+            <w:fldChar w:fldCharType="begin"/>
+          </w:r>
+          <w:r>
+            <w:instrText xml:space="preserve"> NUMPAGES </w:instrText>
+          </w:r>
+          <w:r>
+            <w:fldChar w:fldCharType="separate"/>
+          </w:r>
+          <w:r>
+            <w:rPr>
+              <w:noProof/>
+            </w:rPr>
+            <w:t>12</w:t>
+          </w:r>
+          <w:r>
+            <w:rPr>
+              <w:noProof/>
+            </w:rPr>
+            <w:fldChar w:fldCharType="end"/>
+          </w:r>
           <w:r>
             <w:t xml:space="preserve"> </w:t>
           </w:r>
@@ -21872,7 +22904,7 @@
 </file>
 
 <file path=customXml/itemProps1.xml><?xml version="1.0" encoding="utf-8"?>
-<ds:datastoreItem xmlns:ds="http://schemas.openxmlformats.org/officeDocument/2006/customXml" ds:itemID="{C68A1789-360A-43E0-88F6-6F4A34EF0F23}">
+<ds:datastoreItem xmlns:ds="http://schemas.openxmlformats.org/officeDocument/2006/customXml" ds:itemID="{F02FFB86-66A0-463A-9EC2-F3D8ABB600A9}">
   <ds:schemaRefs>
     <ds:schemaRef ds:uri="http://schemas.openxmlformats.org/officeDocument/2006/bibliography"/>
   </ds:schemaRefs>
